--- a/library/_deliverables/attack-surface-reduction-rules/ASR-Solution.docx
+++ b/library/_deliverables/attack-surface-reduction-rules/ASR-Solution.docx
@@ -15,32 +15,6 @@
       <w:r>
         <w:rPr>
           <w:b/>
-          <w:color w:val="1F3A5F"/>
-          <w:sz w:val="52"/>
-        </w:rPr>
-        <w:t>PHOENIXTEKK</w:t>
-      </w:r>
-    </w:p>
-    <w:p>
-      <w:pPr>
-        <w:jc w:val="center"/>
-      </w:pPr>
-      <w:r>
-        <w:rPr>
-          <w:color w:val="2E86C1"/>
-          <w:sz w:val="24"/>
-        </w:rPr>
-        <w:t>Workplace Marketplace · Intune Solutions</w:t>
-      </w:r>
-    </w:p>
-    <w:p/>
-    <w:p>
-      <w:pPr>
-        <w:jc w:val="center"/>
-      </w:pPr>
-      <w:r>
-        <w:rPr>
-          <w:b/>
           <w:sz w:val="40"/>
         </w:rPr>
         <w:t>Attack Surface Reduction (ASR) Rules</w:t>
@@ -75,8 +49,6 @@
           <w:sz w:val="20"/>
         </w:rPr>
         <w:t>Version 1.0.0    ·    2026-06-13</w:t>
-        <w:br/>
-        <w:t>Phoenixtekk · workplace.phoenixtekk.com</w:t>
       </w:r>
     </w:p>
     <w:p>
@@ -119,7 +91,7 @@
         <w:rPr>
           <w:b/>
         </w:rPr>
-        <w:t>Phoenixtekk Workplace Marketplace · Intune Solutions</w:t>
+        <w:t>White-label · Intune Solutions</w:t>
       </w:r>
     </w:p>
     <w:p>
@@ -303,7 +275,7 @@
         <w:pStyle w:val="Heading2"/>
       </w:pPr>
       <w:r>
-        <w:t>The Phoenixtekk deployment model</w:t>
+        <w:t>The standard deployment model</w:t>
       </w:r>
     </w:p>
     <w:p>
@@ -728,7 +700,7 @@
         <w:pStyle w:val="Heading2"/>
       </w:pPr>
       <w:r>
-        <w:t>The standard Phoenixtekk deployment model</w:t>
+        <w:t>The standard deployment model</w:t>
       </w:r>
     </w:p>
     <w:p>
@@ -740,7 +712,7 @@
           <w:i/>
           <w:color w:val="2E86C1"/>
         </w:rPr>
-        <w:t>Create the ASR policy in Audit → review events → add exclusions → switch to Block → expand. Phoenixtekk pattern: Assess → Configure → Pilot → Validate → Expand.</w:t>
+        <w:t>Create the ASR policy in Audit → review events → add exclusions → switch to Block → expand. repeatable pattern: Assess → Configure → Pilot → Validate → Expand.</w:t>
       </w:r>
     </w:p>
     <w:p>
@@ -907,9 +879,10 @@
       </w:r>
       <w:r>
         <w:rPr>
-          <w:b/>
+          <w:rFonts w:ascii="Consolas" w:hAnsi="Consolas"/>
+          <w:sz w:val="19"/>
         </w:rPr>
-        <w:t>`ASR-Discovery.ps1`</w:t>
+        <w:t>ASR-Discovery.ps1</w:t>
       </w:r>
       <w:r>
         <w:t xml:space="preserve">. </w:t>
@@ -1137,9 +1110,10 @@
       </w:r>
       <w:r>
         <w:rPr>
-          <w:b/>
+          <w:rFonts w:ascii="Consolas" w:hAnsi="Consolas"/>
+          <w:sz w:val="19"/>
         </w:rPr>
-        <w:t>`ASR-AuditReport.ps1`</w:t>
+        <w:t>ASR-AuditReport.ps1</w:t>
       </w:r>
       <w:r>
         <w:t xml:space="preserve"> output during the audit phase. </w:t>
@@ -1241,7 +1215,7 @@
         <w:t>every</w:t>
       </w:r>
       <w:r>
-        <w:t xml:space="preserve"> Phoenixtekk solution in the </w:t>
+        <w:t xml:space="preserve"> solution in the </w:t>
       </w:r>
       <w:r>
         <w:rPr>
@@ -1551,7 +1525,7 @@
         <w:t>Why:</w:t>
       </w:r>
       <w:r>
-        <w:t xml:space="preserve"> Every Phoenixtekk solution is piloted before fleet rollout. </w:t>
+        <w:t xml:space="preserve"> Every solution is piloted before fleet rollout. </w:t>
       </w:r>
       <w:r>
         <w:rPr>
@@ -1749,7 +1723,7 @@
         <w:rPr>
           <w:b/>
         </w:rPr>
-        <w:t>The Phoenixtekk deployment model (all solutions):</w:t>
+        <w:t>The standard deployment model (all solutions):</w:t>
       </w:r>
       <w:r>
         <w:t xml:space="preserve"> </w:t>
@@ -2189,9 +2163,10 @@
       </w:r>
       <w:r>
         <w:rPr>
-          <w:b/>
+          <w:rFonts w:ascii="Consolas" w:hAnsi="Consolas"/>
+          <w:sz w:val="19"/>
         </w:rPr>
-        <w:t>`ASR-AuditReport.ps1`</w:t>
+        <w:t>ASR-AuditReport.ps1</w:t>
       </w:r>
       <w:r>
         <w:t xml:space="preserve"> (reads Defender ASR audit events), and review the </w:t>
@@ -2310,9 +2285,10 @@
       </w:r>
       <w:r>
         <w:rPr>
-          <w:b/>
+          <w:rFonts w:ascii="Consolas" w:hAnsi="Consolas"/>
+          <w:sz w:val="19"/>
         </w:rPr>
-        <w:t>`ASR-Validation.ps1`</w:t>
+        <w:t>ASR-Validation.ps1</w:t>
       </w:r>
       <w:r>
         <w:t>.</w:t>
@@ -2369,18 +2345,20 @@
       </w:r>
       <w:r>
         <w:rPr>
-          <w:b/>
+          <w:rFonts w:ascii="Consolas" w:hAnsi="Consolas"/>
+          <w:sz w:val="19"/>
         </w:rPr>
-        <w:t>`ASR-Validation.ps1`</w:t>
+        <w:t>ASR-Validation.ps1</w:t>
       </w:r>
       <w:r>
         <w:t xml:space="preserve"> / </w:t>
       </w:r>
       <w:r>
         <w:rPr>
-          <w:b/>
+          <w:rFonts w:ascii="Consolas" w:hAnsi="Consolas"/>
+          <w:sz w:val="19"/>
         </w:rPr>
-        <w:t>`ASR-AuditReport.ps1`</w:t>
+        <w:t>ASR-AuditReport.ps1</w:t>
       </w:r>
       <w:r>
         <w:t>.</w:t>
@@ -2826,36 +2804,40 @@
       </w:r>
       <w:r>
         <w:rPr>
-          <w:b/>
+          <w:rFonts w:ascii="Consolas" w:hAnsi="Consolas"/>
+          <w:sz w:val="19"/>
         </w:rPr>
-        <w:t>`ASR-Validation.ps1`</w:t>
+        <w:t>ASR-Validation.ps1</w:t>
       </w:r>
       <w:r>
         <w:t xml:space="preserve"> / </w:t>
       </w:r>
       <w:r>
         <w:rPr>
-          <w:b/>
+          <w:rFonts w:ascii="Consolas" w:hAnsi="Consolas"/>
+          <w:sz w:val="19"/>
         </w:rPr>
-        <w:t>`ASR-Discovery.ps1`</w:t>
+        <w:t>ASR-Discovery.ps1</w:t>
       </w:r>
       <w:r>
         <w:t xml:space="preserve"> for rule state and </w:t>
       </w:r>
       <w:r>
         <w:rPr>
-          <w:b/>
+          <w:rFonts w:ascii="Consolas" w:hAnsi="Consolas"/>
+          <w:sz w:val="19"/>
         </w:rPr>
-        <w:t>`ASR-AuditReport.ps1`</w:t>
+        <w:t>ASR-AuditReport.ps1</w:t>
       </w:r>
       <w:r>
         <w:t xml:space="preserve"> for events, </w:t>
       </w:r>
       <w:r>
         <w:rPr>
-          <w:b/>
+          <w:rFonts w:ascii="Consolas" w:hAnsi="Consolas"/>
+          <w:sz w:val="19"/>
         </w:rPr>
-        <w:t>`ASR-Remediation.ps1`</w:t>
+        <w:t>ASR-Remediation.ps1</w:t>
       </w:r>
       <w:r>
         <w:t xml:space="preserve"> for safe fixes.</w:t>
@@ -3959,7 +3941,7 @@
         <w:pStyle w:val="ListBullet"/>
       </w:pPr>
       <w:r>
-        <w:t xml:space="preserve">A repeatable process following the Phoenixtekk model: </w:t>
+        <w:t xml:space="preserve">A repeatable process following the repeatable model: </w:t>
       </w:r>
       <w:r>
         <w:rPr>
